--- a/app/src/Compliance/Infrastructure/Resources/templates/writeoff_act.docx
+++ b/app/src/Compliance/Infrastructure/Resources/templates/writeoff_act.docx
@@ -822,7 +822,7 @@
                 <w:szCs w:val="24"/>
                 <w:lang w:eastAsia="ru-RU"/>
               </w:rPr>
-              <w:t>{{employee_fio}}</w:t>
+              <w:t>{{items.employee_fio}}</w:t>
             </w:r>
           </w:p>
         </w:tc>
